--- a/TemplateDocs/PaintLabelsTemplate.docx
+++ b/TemplateDocs/PaintLabelsTemplate.docx
@@ -42,6 +42,7 @@
           </w:p>
           <w:p>
             <w:pPr>
+              <w:jc w:val="center"/>
               <w:rPr>
                 <w:sz w:val="32"/>
                 <w:szCs w:val="32"/>
@@ -253,6 +254,7 @@
           </w:tcPr>
           <w:p>
             <w:pPr>
+              <w:jc w:val="center"/>
               <w:rPr>
                 <w:sz w:val="24"/>
                 <w:szCs w:val="24"/>
